--- a/media/plantillas/teoria/respuestas/Respuestas Evaluación Kit prep C-shell.docx
+++ b/media/plantillas/teoria/respuestas/Respuestas Evaluación Kit prep C-shell.docx
@@ -659,7 +659,7 @@
         </w:numPr>
       </w:pPr>
       <w:r>
-        <w:t>Soy yo responsable de que todos los productos que estoy utilizando no est</w:t>
+        <w:t>Soy yo supervisor de que todos los productos que estoy utilizando no est</w:t>
       </w:r>
       <w:r>
         <w:t>é</w:t>
@@ -707,7 +707,7 @@
         </w:numPr>
       </w:pPr>
       <w:r>
-        <w:t>El responsable es el supervisor</w:t>
+        <w:t>El supervisor es el supervisor</w:t>
       </w:r>
     </w:p>
     <w:p/>
